--- a/thesis_paper/manuscript_5_chapter/docx_output/chapter1_intro_related.docx
+++ b/thesis_paper/manuscript_5_chapter/docx_output/chapter1_intro_related.docx
@@ -2,7 +2,7 @@
 <file path=word/document.xml><?xml version="1.0" encoding="utf-8"?>
 <w:document xmlns:w="http://schemas.openxmlformats.org/wordprocessingml/2006/main" xmlns:m="http://schemas.openxmlformats.org/officeDocument/2006/math" xmlns:r="http://schemas.openxmlformats.org/officeDocument/2006/relationships" xmlns:o="urn:schemas-microsoft-com:office:office" xmlns:v="urn:schemas-microsoft-com:vml" xmlns:w10="urn:schemas-microsoft-com:office:word" xmlns:a="http://schemas.openxmlformats.org/drawingml/2006/main" xmlns:pic="http://schemas.openxmlformats.org/drawingml/2006/picture" xmlns:wp="http://schemas.openxmlformats.org/drawingml/2006/wordprocessingDrawing">
   <w:body>
-    <w:bookmarkStart w:id="85" w:name="第1章-绪论"/>
+    <w:bookmarkStart w:id="100" w:name="第1章-绪论"/>
     <w:p>
       <w:pPr>
         <w:pStyle w:val="1"/>
@@ -23,7 +23,7 @@
         <w:t xml:space="preserve">本章目标：阐明稀疏观测下时空物理场重建的研究背景、科学问题与工程意义，综述国内外研究现状并指出当前方法的局限性，进而引出本文的研究动机、主要研究内容、创新点及论文组织结构。</w:t>
       </w:r>
     </w:p>
-    <w:bookmarkStart w:id="28" w:name="研究背景与意义"/>
+    <w:bookmarkStart w:id="37" w:name="研究背景与意义"/>
     <w:p>
       <w:pPr>
         <w:pStyle w:val="2"/>
@@ -32,7 +32,7 @@
         <w:t xml:space="preserve">1.1 研究背景与意义</w:t>
       </w:r>
     </w:p>
-    <w:bookmarkStart w:id="21" w:name="工程背景"/>
+    <w:bookmarkStart w:id="27" w:name="工程背景"/>
     <w:p>
       <w:pPr>
         <w:pStyle w:val="3"/>
@@ -61,7 +61,7 @@
           <w:bCs/>
           <w:b/>
         </w:rPr>
-        <w:t xml:space="preserve">《全球海洋观测系统 2025 现状报告》(UNESCO-IOC, 2025)</w:t>
+        <w:t xml:space="preserve">《全球海洋观测系统 2025 现状报告》[9]</w:t>
       </w:r>
       <w:r>
         <w:t xml:space="preserve"> </w:t>
@@ -120,7 +120,7 @@
           <w:bCs/>
           <w:b/>
         </w:rPr>
-        <w:t xml:space="preserve">Shahzad 等人 (2025)</w:t>
+        <w:t xml:space="preserve">Shahzad 等人 [4]</w:t>
       </w:r>
       <w:r>
         <w:t xml:space="preserve"> </w:t>
@@ -133,7 +133,7 @@
           <w:bCs/>
           <w:b/>
         </w:rPr>
-        <w:t xml:space="preserve">Hossain 等人 (2025)</w:t>
+        <w:t xml:space="preserve">Hossain 等人 [6]</w:t>
       </w:r>
       <w:r>
         <w:t xml:space="preserve"> </w:t>
@@ -150,31 +150,53 @@
         <w:t xml:space="preserve">此外，长期运行的观测数据还面临噪声污染、零点漂移及数据缺失等质量问题。光学遥感图像常因云层遮挡或传感器故障出现大面积缺失，需依赖重建算法进行修复[14-16]；工业与环境传感器则可能因老化、温漂或硬件故障导致数据漂移或间歇性中断[17-18]。因此，实际工程数据普遍呈现出“空间稀疏、时间异步、质量退化”的复杂特征。</w:t>
       </w:r>
     </w:p>
-    <w:tbl>
-      <w:tblPr>
-        <w:tblStyle w:val="FigureTable"/>
-        <w:tblW w:type="auto" w:w="0"/>
-        <w:tblLook w:firstRow="0" w:lastRow="0" w:firstColumn="0" w:lastColumn="0"/>
-        <w:jc w:val="center"/>
-      </w:tblPr>
-      <w:tblGrid>
-        <w:gridCol w:w="7920"/>
-      </w:tblGrid>
-      <w:tr>
-        <w:tc>
-          <w:tcPr/>
-          <w:p>
-            <w:pPr>
-              <w:pStyle w:val="Compact"/>
-              <w:jc w:val="center"/>
-            </w:pPr>
-            <w:r>
-              <w:t xml:space="preserve">图 1-1: 数字孪生系统中的“数据匮乏瓶颈 (Data-Scarcity Bottleneck)”示意图。尽管数字孪生强调物理实体与虚拟模型的高频交互，但在实际工程链路中，受限于传感器部署成本、通信带宽（IoT Edge）与环境噪声，流向模型的观测数据往往是稀疏、非均匀且带噪的。这种“感知端稀疏”与“应用端高保真需求”之间的矛盾，构成了制约数字孪生闭环能力的关键瓶颈。</w:t>
-            </w:r>
-          </w:p>
-        </w:tc>
-      </w:tr>
-    </w:tbl>
+    <w:p>
+      <w:pPr>
+        <w:pStyle w:val="CaptionedFigure"/>
+      </w:pPr>
+      <w:r>
+        <w:drawing>
+          <wp:inline>
+            <wp:extent cx="5753100" cy="4314825"/>
+            <wp:effectExtent b="0" l="0" r="0" t="0"/>
+            <wp:docPr descr="图 1-1: 数字孪生系统中的“数据匮乏瓶颈 (Data-Scarcity Bottleneck)”示意图。尽管数字孪生强调物理实体与虚拟模型的高频交互，但在实际工程链路中，受限于传感器部署成本、通信带宽（IoT Edge）与环境噪声，流向模型的观测数据往往是稀疏、非均匀且带噪的。这种“感知端稀疏”与“应用端高保真需求”之间的矛盾，构成了制约数字孪生闭环能力的关键瓶颈。" title="" id="21" name="Picture"/>
+            <a:graphic>
+              <a:graphicData uri="http://schemas.openxmlformats.org/drawingml/2006/picture">
+                <pic:pic>
+                  <pic:nvPicPr>
+                    <pic:cNvPr descr="images/fig1-1_digital_twin_bottleneck.png" id="22" name="Picture"/>
+                    <pic:cNvPicPr>
+                      <a:picLocks noChangeArrowheads="1" noChangeAspect="1"/>
+                    </pic:cNvPicPr>
+                  </pic:nvPicPr>
+                  <pic:blipFill>
+                    <a:blip r:embed="rId20"/>
+                    <a:stretch>
+                      <a:fillRect/>
+                    </a:stretch>
+                  </pic:blipFill>
+                  <pic:spPr bwMode="auto">
+                    <a:xfrm>
+                      <a:off x="0" y="0"/>
+                      <a:ext cx="5753100" cy="4314825"/>
+                    </a:xfrm>
+                    <a:prstGeom prst="rect">
+                      <a:avLst/>
+                    </a:prstGeom>
+                    <a:noFill/>
+                    <a:ln w="9525">
+                      <a:noFill/>
+                      <a:headEnd/>
+                      <a:tailEnd/>
+                    </a:ln>
+                  </pic:spPr>
+                </pic:pic>
+              </a:graphicData>
+            </a:graphic>
+          </wp:inline>
+        </w:drawing>
+      </w:r>
+    </w:p>
     <w:p>
       <w:pPr>
         <w:pStyle w:val="ImageCaption"/>
@@ -191,31 +213,53 @@
         <w:t xml:space="preserve">综上所述，感知端观测能力的稀疏性与应用端对高分辨率、物理一致全场信息的需求之间存在显著差距。这种“强需求—弱数据”的结构性矛盾，已成为制约数字孪生系统由可视化展示向可计算推断转型的关键瓶颈。因此，探索如何在稀疏观测条件下重建高分辨率且符合物理规律的时空场，具有重大的工程实用价值与理论研究意义。</w:t>
       </w:r>
     </w:p>
-    <w:tbl>
-      <w:tblPr>
-        <w:tblStyle w:val="FigureTable"/>
-        <w:tblW w:type="auto" w:w="0"/>
-        <w:tblLook w:firstRow="0" w:lastRow="0" w:firstColumn="0" w:lastColumn="0"/>
-        <w:jc w:val="center"/>
-      </w:tblPr>
-      <w:tblGrid>
-        <w:gridCol w:w="7920"/>
-      </w:tblGrid>
-      <w:tr>
-        <w:tc>
-          <w:tcPr/>
-          <w:p>
-            <w:pPr>
-              <w:pStyle w:val="Compact"/>
-              <w:jc w:val="center"/>
-            </w:pPr>
-            <w:r>
-              <w:t xml:space="preserve">图 1-2: 稀疏观测下的时空场重建挑战示意图。左侧展示了高分辨率的真实物理场（如 PDEBench 中的浅水波 SWE 涡旋结构），具有丰富的多尺度纹理与清晰的波前；中间表示经过物理降质（抗混叠滤波、积分、稀疏采样）后的观测数据，其全域覆盖率通常低于 5%，且伴随非均匀分布与噪声干扰；右侧展示了重建目标，即从极度欠定的稀疏观测中恢复出与左图一致的高保真物理场。</w:t>
-            </w:r>
-          </w:p>
-        </w:tc>
-      </w:tr>
-    </w:tbl>
+    <w:p>
+      <w:pPr>
+        <w:pStyle w:val="CaptionedFigure"/>
+      </w:pPr>
+      <w:r>
+        <w:drawing>
+          <wp:inline>
+            <wp:extent cx="5753100" cy="4314825"/>
+            <wp:effectExtent b="0" l="0" r="0" t="0"/>
+            <wp:docPr descr="图 1-2: 稀疏观测下的时空场重建挑战示意图。左侧展示了高分辨率的真实物理场（如 PDEBench 中的浅水波 SWE 涡旋结构），具有丰富的多尺度纹理与清晰的波前；中间表示经过物理降质（抗混叠滤波、积分、稀疏采样）后的观测数据，其全域覆盖率通常低于 5%，且伴随非均匀分布与噪声干扰；右侧展示了重建目标，即从极度欠定的稀疏观测中恢复出与左图一致的高保真物理场。" title="" id="24" name="Picture"/>
+            <a:graphic>
+              <a:graphicData uri="http://schemas.openxmlformats.org/drawingml/2006/picture">
+                <pic:pic>
+                  <pic:nvPicPr>
+                    <pic:cNvPr descr="images/fig1-2_reconstruction_challenge.png" id="25" name="Picture"/>
+                    <pic:cNvPicPr>
+                      <a:picLocks noChangeArrowheads="1" noChangeAspect="1"/>
+                    </pic:cNvPicPr>
+                  </pic:nvPicPr>
+                  <pic:blipFill>
+                    <a:blip r:embed="rId23"/>
+                    <a:stretch>
+                      <a:fillRect/>
+                    </a:stretch>
+                  </pic:blipFill>
+                  <pic:spPr bwMode="auto">
+                    <a:xfrm>
+                      <a:off x="0" y="0"/>
+                      <a:ext cx="5753100" cy="4314825"/>
+                    </a:xfrm>
+                    <a:prstGeom prst="rect">
+                      <a:avLst/>
+                    </a:prstGeom>
+                    <a:noFill/>
+                    <a:ln w="9525">
+                      <a:noFill/>
+                      <a:headEnd/>
+                      <a:tailEnd/>
+                    </a:ln>
+                  </pic:spPr>
+                </pic:pic>
+              </a:graphicData>
+            </a:graphic>
+          </wp:inline>
+        </w:drawing>
+      </w:r>
+    </w:p>
     <w:p>
       <w:pPr>
         <w:pStyle w:val="ImageCaption"/>
@@ -231,7 +275,7 @@
         </w:pict>
       </w:r>
     </w:p>
-    <w:bookmarkStart w:id="20" w:name="参考文献gbt-77142015"/>
+    <w:bookmarkStart w:id="26" w:name="参考文献gbt-77142015"/>
     <w:p>
       <w:pPr>
         <w:pStyle w:val="4"/>
@@ -357,9 +401,9 @@
         </w:pict>
       </w:r>
     </w:p>
-    <w:bookmarkEnd w:id="20"/>
-    <w:bookmarkEnd w:id="21"/>
-    <w:bookmarkStart w:id="22" w:name="科学挑战从病态反问题到物理一致性约束"/>
+    <w:bookmarkEnd w:id="26"/>
+    <w:bookmarkEnd w:id="27"/>
+    <w:bookmarkStart w:id="31" w:name="科学挑战从病态反问题到物理一致性约束"/>
     <w:p>
       <w:pPr>
         <w:pStyle w:val="3"/>
@@ -731,31 +775,53 @@
         <w:t xml:space="preserve">此外，在机器学习框架下还存在“训练—部署算子错配（Operator Mismatch）”问题。当训练阶段采用理想化退化算子，而部署阶段观测算子具有不同的积分核、边界处理或采样结构时，模型泛化误差将显著放大[15]。在神经算子理论中，这一现象可归因于离散化依赖性与表示等价性破坏[16]。因此，如何在理论层面确保观测算子的一致性与可复用性，是稀疏重建从实验验证走向工程部署的关键环节。</w:t>
       </w:r>
     </w:p>
-    <w:tbl>
-      <w:tblPr>
-        <w:tblStyle w:val="FigureTable"/>
-        <w:tblW w:type="auto" w:w="0"/>
-        <w:tblLook w:firstRow="0" w:lastRow="0" w:firstColumn="0" w:lastColumn="0"/>
-        <w:jc w:val="center"/>
-      </w:tblPr>
-      <w:tblGrid>
-        <w:gridCol w:w="7920"/>
-      </w:tblGrid>
-      <w:tr>
-        <w:tc>
-          <w:tcPr/>
-          <w:p>
-            <w:pPr>
-              <w:pStyle w:val="Compact"/>
-              <w:jc w:val="center"/>
-            </w:pPr>
-            <w:r>
-              <w:t xml:space="preserve">图 1-4: 观测算子错配（Operator Mismatch）示意图。路径 (A) 为深度学习常用的理想化训练流程，采用双三次（Bicubic）插值或简单下采样生成低分数据；路径 (B) 为真实物理观测链路，包含传感器抗混叠滤波（Anti-aliasing）、空间积分与非均匀噪声。当模型仅在路径 (A) 上训练时，面对路径 (B) 的真实观测数据会产生系统性的频谱混叠误差与纹理伪影。</w:t>
-            </w:r>
-          </w:p>
-        </w:tc>
-      </w:tr>
-    </w:tbl>
+    <w:p>
+      <w:pPr>
+        <w:pStyle w:val="CaptionedFigure"/>
+      </w:pPr>
+      <w:r>
+        <w:drawing>
+          <wp:inline>
+            <wp:extent cx="5753100" cy="4314825"/>
+            <wp:effectExtent b="0" l="0" r="0" t="0"/>
+            <wp:docPr descr="图 1-4: 观测算子错配（Operator Mismatch）示意图。路径 (A) 为深度学习常用的理想化训练流程，采用双三次（Bicubic）插值或简单下采样生成低分数据；路径 (B) 为真实物理观测链路，包含传感器抗混叠滤波（Anti-aliasing）、空间积分与非均匀噪声。当模型仅在路径 (A) 上训练时，面对路径 (B) 的真实观测数据会产生系统性的频谱混叠误差与纹理伪影。" title="" id="29" name="Picture"/>
+            <a:graphic>
+              <a:graphicData uri="http://schemas.openxmlformats.org/drawingml/2006/picture">
+                <pic:pic>
+                  <pic:nvPicPr>
+                    <pic:cNvPr descr="images/fig1-4_operator_mismatch.png" id="30" name="Picture"/>
+                    <pic:cNvPicPr>
+                      <a:picLocks noChangeArrowheads="1" noChangeAspect="1"/>
+                    </pic:cNvPicPr>
+                  </pic:nvPicPr>
+                  <pic:blipFill>
+                    <a:blip r:embed="rId28"/>
+                    <a:stretch>
+                      <a:fillRect/>
+                    </a:stretch>
+                  </pic:blipFill>
+                  <pic:spPr bwMode="auto">
+                    <a:xfrm>
+                      <a:off x="0" y="0"/>
+                      <a:ext cx="5753100" cy="4314825"/>
+                    </a:xfrm>
+                    <a:prstGeom prst="rect">
+                      <a:avLst/>
+                    </a:prstGeom>
+                    <a:noFill/>
+                    <a:ln w="9525">
+                      <a:noFill/>
+                      <a:headEnd/>
+                      <a:tailEnd/>
+                    </a:ln>
+                  </pic:spPr>
+                </pic:pic>
+              </a:graphicData>
+            </a:graphic>
+          </wp:inline>
+        </w:drawing>
+      </w:r>
+    </w:p>
     <w:p>
       <w:pPr>
         <w:pStyle w:val="ImageCaption"/>
@@ -779,8 +845,8 @@
         </w:pict>
       </w:r>
     </w:p>
-    <w:bookmarkEnd w:id="22"/>
-    <w:bookmarkStart w:id="27" w:name="二参考文献gbt-7714"/>
+    <w:bookmarkEnd w:id="31"/>
+    <w:bookmarkStart w:id="36" w:name="二参考文献gbt-7714"/>
     <w:p>
       <w:pPr>
         <w:pStyle w:val="3"/>
@@ -789,7 +855,7 @@
         <w:t xml:space="preserve">二、参考文献（GB/T 7714）</w:t>
       </w:r>
     </w:p>
-    <w:bookmarkStart w:id="23" w:name="经典与理论基础"/>
+    <w:bookmarkStart w:id="32" w:name="经典与理论基础"/>
     <w:p>
       <w:pPr>
         <w:pStyle w:val="4"/>
@@ -854,8 +920,8 @@
         <w:t xml:space="preserve">[7] Kaipio J, Somersalo E. Statistical and computational inverse problems[M]. New York: Springer, 2005.</w:t>
       </w:r>
     </w:p>
-    <w:bookmarkEnd w:id="23"/>
-    <w:bookmarkStart w:id="24" w:name="采样与混叠"/>
+    <w:bookmarkEnd w:id="32"/>
+    <w:bookmarkStart w:id="33" w:name="采样与混叠"/>
     <w:p>
       <w:pPr>
         <w:pStyle w:val="4"/>
@@ -896,8 +962,8 @@
         <w:t xml:space="preserve">[11] Kovachki N, et al. Neural operator: learning maps between function spaces[J]. JMLR, 2023, 24(89): 1-97.</w:t>
       </w:r>
     </w:p>
-    <w:bookmarkEnd w:id="24"/>
-    <w:bookmarkStart w:id="25" w:name="物理约束与sciml"/>
+    <w:bookmarkEnd w:id="33"/>
+    <w:bookmarkStart w:id="34" w:name="物理约束与sciml"/>
     <w:p>
       <w:pPr>
         <w:pStyle w:val="4"/>
@@ -930,8 +996,8 @@
         <w:t xml:space="preserve">[14] Wang S, Teng Y, Perdikaris P. Understanding and mitigating gradient pathologies in PINNs[J]. SIAM Journal on Scientific Computing, 2021, 43(5): A3055-A3081.</w:t>
       </w:r>
     </w:p>
-    <w:bookmarkEnd w:id="25"/>
-    <w:bookmarkStart w:id="26" w:name="算子错配与离散化泛化"/>
+    <w:bookmarkEnd w:id="34"/>
+    <w:bookmarkStart w:id="35" w:name="算子错配与离散化泛化"/>
     <w:p>
       <w:pPr>
         <w:pStyle w:val="4"/>
@@ -963,10 +1029,10 @@
         </w:pict>
       </w:r>
     </w:p>
-    <w:bookmarkEnd w:id="26"/>
-    <w:bookmarkEnd w:id="27"/>
-    <w:bookmarkEnd w:id="28"/>
-    <w:bookmarkStart w:id="78" w:name="国内外研究现状"/>
+    <w:bookmarkEnd w:id="35"/>
+    <w:bookmarkEnd w:id="36"/>
+    <w:bookmarkEnd w:id="37"/>
+    <w:bookmarkStart w:id="90" w:name="国内外研究现状"/>
     <w:p>
       <w:pPr>
         <w:pStyle w:val="2"/>
@@ -982,7 +1048,7 @@
         </w:pict>
       </w:r>
     </w:p>
-    <w:bookmarkStart w:id="29" w:name="研究背景与问题界定"/>
+    <w:bookmarkStart w:id="38" w:name="研究背景与问题界定"/>
     <w:p>
       <w:pPr>
         <w:pStyle w:val="3"/>
@@ -1014,8 +1080,8 @@
         </w:pict>
       </w:r>
     </w:p>
-    <w:bookmarkEnd w:id="29"/>
-    <w:bookmarkStart w:id="30" w:name="传统方法插值统计学习与数据同化"/>
+    <w:bookmarkEnd w:id="38"/>
+    <w:bookmarkStart w:id="39" w:name="传统方法插值统计学习与数据同化"/>
     <w:p>
       <w:pPr>
         <w:pStyle w:val="3"/>
@@ -1063,8 +1129,8 @@
         </w:pict>
       </w:r>
     </w:p>
-    <w:bookmarkEnd w:id="30"/>
-    <w:bookmarkStart w:id="31" w:name="深度学习方法端到端超分辨与物理约束"/>
+    <w:bookmarkEnd w:id="39"/>
+    <w:bookmarkStart w:id="40" w:name="深度学习方法端到端超分辨与物理约束"/>
     <w:p>
       <w:pPr>
         <w:pStyle w:val="3"/>
@@ -1104,8 +1170,8 @@
         </w:pict>
       </w:r>
     </w:p>
-    <w:bookmarkEnd w:id="31"/>
-    <w:bookmarkStart w:id="32" w:name="科学机器学习范式pinn-与神经算子学习"/>
+    <w:bookmarkEnd w:id="40"/>
+    <w:bookmarkStart w:id="44" w:name="科学机器学习范式pinn-与神经算子学习"/>
     <w:p>
       <w:pPr>
         <w:pStyle w:val="3"/>
@@ -1138,31 +1204,53 @@
         <w:t xml:space="preserve">神经算子学习则试图学习“输入函数到输出函数”的算子映射，而不是固定维度向量到向量的映射；这使其天然更贴近 PDE 求解器的角色，并具备跨分辨率/跨离散的潜在泛化能力。以 FNO 与 DeepONet 为代表的工作在多个 PDE 基准上展现了对不同网格分辨率的适配能力与较高推理效率，从而成为近年 SciML 的主流方向之一。[20] 与此同时，神经算子也暴露出“离散化一致性/混叠误差”等关键问题：当模型在某种离散表示上训练、在另一种表示上推理时，算子连续表示与离散实现之间可能出现不一致，从而影响跨尺度泛化。围绕这一痛点，已有工作从“表示等价/抗混叠”与“多重网格结构”等角度提出系统框架与改进结构。[21] 国内综述也开始将神经算子与类 PINN 方法放在统一视角下梳理其发展脉络与挑战，为工程应用提供路线图式总结。[22]</w:t>
       </w:r>
     </w:p>
-    <w:tbl>
-      <w:tblPr>
-        <w:tblStyle w:val="FigureTable"/>
-        <w:tblW w:type="auto" w:w="0"/>
-        <w:tblLook w:firstRow="0" w:lastRow="0" w:firstColumn="0" w:lastColumn="0"/>
-        <w:jc w:val="center"/>
-      </w:tblPr>
-      <w:tblGrid>
-        <w:gridCol w:w="7920"/>
-      </w:tblGrid>
-      <w:tr>
-        <w:tc>
-          <w:tcPr/>
-          <w:p>
-            <w:pPr>
-              <w:pStyle w:val="Compact"/>
-              <w:jc w:val="center"/>
-            </w:pPr>
-            <w:r>
-              <w:t xml:space="preserve">图 1-3: 科学机器学习 (SciML) 两大主流范式的架构对比。(a) 物理信息神经网络 (PINN)：基于无网格配点法 (Collocation Points)，将 PDE 残差直接作为损失函数项优化网络参数，适合正/反问题但训练优化困难；(b) 神经算子 (Neural Operator, 如 FNO)：学习函数空间之间的映射算子，通常在频域或积分核空间参数化，具备离散化无关性与极快的推理速度，但依赖大量配对数据。本文提出的方法融合了算子学习的高效性与物理约束的一致性。</w:t>
-            </w:r>
-          </w:p>
-        </w:tc>
-      </w:tr>
-    </w:tbl>
+    <w:p>
+      <w:pPr>
+        <w:pStyle w:val="CaptionedFigure"/>
+      </w:pPr>
+      <w:r>
+        <w:drawing>
+          <wp:inline>
+            <wp:extent cx="5753100" cy="4314825"/>
+            <wp:effectExtent b="0" l="0" r="0" t="0"/>
+            <wp:docPr descr="图 1-3: 科学机器学习 (SciML) 两大主流范式的架构对比。(a) 物理信息神经网络 (PINN)：基于无网格配点法 (Collocation Points)，将 PDE 残差直接作为损失函数项优化网络参数，适合正/反问题但训练优化困难；(b) 神经算子 (Neural Operator, 如 FNO)：学习函数空间之间的映射算子，通常在频域或积分核空间参数化，具备离散化无关性与极快的推理速度，但依赖大量配对数据。本文提出的方法融合了算子学习的高效性与物理约束的一致性。" title="" id="42" name="Picture"/>
+            <a:graphic>
+              <a:graphicData uri="http://schemas.openxmlformats.org/drawingml/2006/picture">
+                <pic:pic>
+                  <pic:nvPicPr>
+                    <pic:cNvPr descr="images/fig1-3_sciml_comparison.png" id="43" name="Picture"/>
+                    <pic:cNvPicPr>
+                      <a:picLocks noChangeArrowheads="1" noChangeAspect="1"/>
+                    </pic:cNvPicPr>
+                  </pic:nvPicPr>
+                  <pic:blipFill>
+                    <a:blip r:embed="rId41"/>
+                    <a:stretch>
+                      <a:fillRect/>
+                    </a:stretch>
+                  </pic:blipFill>
+                  <pic:spPr bwMode="auto">
+                    <a:xfrm>
+                      <a:off x="0" y="0"/>
+                      <a:ext cx="5753100" cy="4314825"/>
+                    </a:xfrm>
+                    <a:prstGeom prst="rect">
+                      <a:avLst/>
+                    </a:prstGeom>
+                    <a:noFill/>
+                    <a:ln w="9525">
+                      <a:noFill/>
+                      <a:headEnd/>
+                      <a:tailEnd/>
+                    </a:ln>
+                  </pic:spPr>
+                </pic:pic>
+              </a:graphicData>
+            </a:graphic>
+          </wp:inline>
+        </w:drawing>
+      </w:r>
+    </w:p>
     <w:p>
       <w:pPr>
         <w:pStyle w:val="ImageCaption"/>
@@ -1178,8 +1266,8 @@
         </w:pict>
       </w:r>
     </w:p>
-    <w:bookmarkEnd w:id="32"/>
-    <w:bookmarkStart w:id="77" w:name="研究空白与挑战观测一致性评测断裂与长期稳定性"/>
+    <w:bookmarkEnd w:id="44"/>
+    <w:bookmarkStart w:id="89" w:name="研究空白与挑战观测一致性评测断裂与长期稳定性"/>
     <w:p>
       <w:pPr>
         <w:pStyle w:val="3"/>
@@ -1227,7 +1315,7 @@
         </w:pict>
       </w:r>
     </w:p>
-    <w:bookmarkStart w:id="76" w:name="参考文献去重后唯一编号"/>
+    <w:bookmarkStart w:id="88" w:name="参考文献去重后唯一编号"/>
     <w:p>
       <w:pPr>
         <w:pStyle w:val="4"/>
@@ -1246,7 +1334,7 @@
       <w:r>
         <w:br/>
       </w:r>
-      <w:hyperlink r:id="rId33">
+      <w:hyperlink r:id="rId45">
         <w:r>
           <w:rPr>
             <w:rStyle w:val="aa"/>
@@ -1265,7 +1353,7 @@
       <w:r>
         <w:br/>
       </w:r>
-      <w:hyperlink r:id="rId34">
+      <w:hyperlink r:id="rId46">
         <w:r>
           <w:rPr>
             <w:rStyle w:val="aa"/>
@@ -1284,7 +1372,7 @@
       <w:r>
         <w:br/>
       </w:r>
-      <w:hyperlink r:id="rId35">
+      <w:hyperlink r:id="rId47">
         <w:r>
           <w:rPr>
             <w:rStyle w:val="aa"/>
@@ -1303,7 +1391,7 @@
       <w:r>
         <w:br/>
       </w:r>
-      <w:hyperlink r:id="rId36">
+      <w:hyperlink r:id="rId48">
         <w:r>
           <w:rPr>
             <w:rStyle w:val="aa"/>
@@ -1322,7 +1410,7 @@
       <w:r>
         <w:br/>
       </w:r>
-      <w:hyperlink r:id="rId37">
+      <w:hyperlink r:id="rId49">
         <w:r>
           <w:rPr>
             <w:rStyle w:val="aa"/>
@@ -1341,7 +1429,7 @@
       <w:r>
         <w:br/>
       </w:r>
-      <w:hyperlink r:id="rId38">
+      <w:hyperlink r:id="rId50">
         <w:r>
           <w:rPr>
             <w:rStyle w:val="aa"/>
@@ -1360,7 +1448,7 @@
       <w:r>
         <w:br/>
       </w:r>
-      <w:hyperlink r:id="rId39">
+      <w:hyperlink r:id="rId51">
         <w:r>
           <w:rPr>
             <w:rStyle w:val="aa"/>
@@ -1379,7 +1467,7 @@
       <w:r>
         <w:br/>
       </w:r>
-      <w:hyperlink r:id="rId40">
+      <w:hyperlink r:id="rId52">
         <w:r>
           <w:rPr>
             <w:rStyle w:val="aa"/>
@@ -1398,7 +1486,7 @@
       <w:r>
         <w:br/>
       </w:r>
-      <w:hyperlink r:id="rId41">
+      <w:hyperlink r:id="rId53">
         <w:r>
           <w:rPr>
             <w:rStyle w:val="aa"/>
@@ -1417,7 +1505,7 @@
       <w:r>
         <w:br/>
       </w:r>
-      <w:hyperlink r:id="rId42">
+      <w:hyperlink r:id="rId54">
         <w:r>
           <w:rPr>
             <w:rStyle w:val="aa"/>
@@ -1436,7 +1524,7 @@
       <w:r>
         <w:br/>
       </w:r>
-      <w:hyperlink r:id="rId43">
+      <w:hyperlink r:id="rId55">
         <w:r>
           <w:rPr>
             <w:rStyle w:val="aa"/>
@@ -1455,7 +1543,7 @@
       <w:r>
         <w:br/>
       </w:r>
-      <w:hyperlink r:id="rId44">
+      <w:hyperlink r:id="rId56">
         <w:r>
           <w:rPr>
             <w:rStyle w:val="aa"/>
@@ -1474,7 +1562,7 @@
       <w:r>
         <w:br/>
       </w:r>
-      <w:hyperlink r:id="rId45">
+      <w:hyperlink r:id="rId57">
         <w:r>
           <w:rPr>
             <w:rStyle w:val="aa"/>
@@ -1493,7 +1581,7 @@
       <w:r>
         <w:br/>
       </w:r>
-      <w:hyperlink r:id="rId46">
+      <w:hyperlink r:id="rId58">
         <w:r>
           <w:rPr>
             <w:rStyle w:val="aa"/>
@@ -1512,7 +1600,7 @@
       <w:r>
         <w:br/>
       </w:r>
-      <w:hyperlink r:id="rId47">
+      <w:hyperlink r:id="rId59">
         <w:r>
           <w:rPr>
             <w:rStyle w:val="aa"/>
@@ -1531,7 +1619,7 @@
       <w:r>
         <w:br/>
       </w:r>
-      <w:hyperlink r:id="rId48">
+      <w:hyperlink r:id="rId60">
         <w:r>
           <w:rPr>
             <w:rStyle w:val="aa"/>
@@ -1550,7 +1638,7 @@
       <w:r>
         <w:br/>
       </w:r>
-      <w:hyperlink r:id="rId49">
+      <w:hyperlink r:id="rId61">
         <w:r>
           <w:rPr>
             <w:rStyle w:val="aa"/>
@@ -1569,7 +1657,7 @@
       <w:r>
         <w:br/>
       </w:r>
-      <w:hyperlink r:id="rId50">
+      <w:hyperlink r:id="rId62">
         <w:r>
           <w:rPr>
             <w:rStyle w:val="aa"/>
@@ -1588,7 +1676,7 @@
       <w:r>
         <w:br/>
       </w:r>
-      <w:hyperlink r:id="rId51">
+      <w:hyperlink r:id="rId63">
         <w:r>
           <w:rPr>
             <w:rStyle w:val="aa"/>
@@ -1607,7 +1695,7 @@
       <w:r>
         <w:br/>
       </w:r>
-      <w:hyperlink r:id="rId52">
+      <w:hyperlink r:id="rId64">
         <w:r>
           <w:rPr>
             <w:rStyle w:val="aa"/>
@@ -1626,7 +1714,7 @@
       <w:r>
         <w:br/>
       </w:r>
-      <w:hyperlink r:id="rId53">
+      <w:hyperlink r:id="rId65">
         <w:r>
           <w:rPr>
             <w:rStyle w:val="aa"/>
@@ -1645,7 +1733,7 @@
       <w:r>
         <w:br/>
       </w:r>
-      <w:hyperlink r:id="rId54">
+      <w:hyperlink r:id="rId66">
         <w:r>
           <w:rPr>
             <w:rStyle w:val="aa"/>
@@ -1664,7 +1752,7 @@
       <w:r>
         <w:br/>
       </w:r>
-      <w:hyperlink r:id="rId55">
+      <w:hyperlink r:id="rId67">
         <w:r>
           <w:rPr>
             <w:rStyle w:val="aa"/>
@@ -1683,7 +1771,7 @@
       <w:r>
         <w:br/>
       </w:r>
-      <w:hyperlink r:id="rId56">
+      <w:hyperlink r:id="rId68">
         <w:r>
           <w:rPr>
             <w:rStyle w:val="aa"/>
@@ -1702,7 +1790,7 @@
       <w:r>
         <w:br/>
       </w:r>
-      <w:hyperlink r:id="rId57">
+      <w:hyperlink r:id="rId69">
         <w:r>
           <w:rPr>
             <w:rStyle w:val="aa"/>
@@ -1721,7 +1809,7 @@
       <w:r>
         <w:br/>
       </w:r>
-      <w:hyperlink r:id="rId58">
+      <w:hyperlink r:id="rId70">
         <w:r>
           <w:rPr>
             <w:rStyle w:val="aa"/>
@@ -1740,7 +1828,7 @@
       <w:r>
         <w:br/>
       </w:r>
-      <w:hyperlink r:id="rId59">
+      <w:hyperlink r:id="rId71">
         <w:r>
           <w:rPr>
             <w:rStyle w:val="aa"/>
@@ -1759,7 +1847,7 @@
       <w:r>
         <w:br/>
       </w:r>
-      <w:hyperlink r:id="rId60">
+      <w:hyperlink r:id="rId72">
         <w:r>
           <w:rPr>
             <w:rStyle w:val="aa"/>
@@ -1778,7 +1866,7 @@
       <w:r>
         <w:br/>
       </w:r>
-      <w:hyperlink r:id="rId61">
+      <w:hyperlink r:id="rId73">
         <w:r>
           <w:rPr>
             <w:rStyle w:val="aa"/>
@@ -1797,7 +1885,7 @@
       <w:r>
         <w:br/>
       </w:r>
-      <w:hyperlink r:id="rId62">
+      <w:hyperlink r:id="rId74">
         <w:r>
           <w:rPr>
             <w:rStyle w:val="aa"/>
@@ -1816,7 +1904,7 @@
       <w:r>
         <w:br/>
       </w:r>
-      <w:hyperlink r:id="rId63">
+      <w:hyperlink r:id="rId75">
         <w:r>
           <w:rPr>
             <w:rStyle w:val="aa"/>
@@ -1835,7 +1923,7 @@
       <w:r>
         <w:br/>
       </w:r>
-      <w:hyperlink r:id="rId64">
+      <w:hyperlink r:id="rId76">
         <w:r>
           <w:rPr>
             <w:rStyle w:val="aa"/>
@@ -1854,7 +1942,7 @@
       <w:r>
         <w:br/>
       </w:r>
-      <w:hyperlink r:id="rId65">
+      <w:hyperlink r:id="rId77">
         <w:r>
           <w:rPr>
             <w:rStyle w:val="aa"/>
@@ -1873,7 +1961,7 @@
       <w:r>
         <w:br/>
       </w:r>
-      <w:hyperlink r:id="rId66">
+      <w:hyperlink r:id="rId78">
         <w:r>
           <w:rPr>
             <w:rStyle w:val="aa"/>
@@ -1892,7 +1980,7 @@
       <w:r>
         <w:br/>
       </w:r>
-      <w:hyperlink r:id="rId67">
+      <w:hyperlink r:id="rId79">
         <w:r>
           <w:rPr>
             <w:rStyle w:val="aa"/>
@@ -1911,7 +1999,7 @@
       <w:r>
         <w:br/>
       </w:r>
-      <w:hyperlink r:id="rId68">
+      <w:hyperlink r:id="rId80">
         <w:r>
           <w:rPr>
             <w:rStyle w:val="aa"/>
@@ -1930,7 +2018,7 @@
       <w:r>
         <w:br/>
       </w:r>
-      <w:hyperlink r:id="rId69">
+      <w:hyperlink r:id="rId81">
         <w:r>
           <w:rPr>
             <w:rStyle w:val="aa"/>
@@ -1949,7 +2037,7 @@
       <w:r>
         <w:br/>
       </w:r>
-      <w:hyperlink r:id="rId70">
+      <w:hyperlink r:id="rId82">
         <w:r>
           <w:rPr>
             <w:rStyle w:val="aa"/>
@@ -1968,7 +2056,7 @@
       <w:r>
         <w:br/>
       </w:r>
-      <w:hyperlink r:id="rId71">
+      <w:hyperlink r:id="rId83">
         <w:r>
           <w:rPr>
             <w:rStyle w:val="aa"/>
@@ -1987,7 +2075,7 @@
       <w:r>
         <w:br/>
       </w:r>
-      <w:hyperlink r:id="rId72">
+      <w:hyperlink r:id="rId84">
         <w:r>
           <w:rPr>
             <w:rStyle w:val="aa"/>
@@ -2006,7 +2094,7 @@
       <w:r>
         <w:br/>
       </w:r>
-      <w:hyperlink r:id="rId73">
+      <w:hyperlink r:id="rId85">
         <w:r>
           <w:rPr>
             <w:rStyle w:val="aa"/>
@@ -2025,7 +2113,7 @@
       <w:r>
         <w:br/>
       </w:r>
-      <w:hyperlink r:id="rId74">
+      <w:hyperlink r:id="rId86">
         <w:r>
           <w:rPr>
             <w:rStyle w:val="aa"/>
@@ -2044,7 +2132,7 @@
       <w:r>
         <w:br/>
       </w:r>
-      <w:hyperlink r:id="rId75">
+      <w:hyperlink r:id="rId87">
         <w:r>
           <w:rPr>
             <w:rStyle w:val="aa"/>
@@ -2053,10 +2141,10 @@
         </w:r>
       </w:hyperlink>
     </w:p>
-    <w:bookmarkEnd w:id="76"/>
-    <w:bookmarkEnd w:id="77"/>
-    <w:bookmarkEnd w:id="78"/>
-    <w:bookmarkStart w:id="83" w:name="本文研究内容与主要创新"/>
+    <w:bookmarkEnd w:id="88"/>
+    <w:bookmarkEnd w:id="89"/>
+    <w:bookmarkEnd w:id="90"/>
+    <w:bookmarkStart w:id="95" w:name="本文研究内容与主要创新"/>
     <w:p>
       <w:pPr>
         <w:pStyle w:val="2"/>
@@ -2093,7 +2181,7 @@
         <w:t xml:space="preserve">的稀疏观测时空场重建框架。本文的研究内容与创新性贡献概括如下。</w:t>
       </w:r>
     </w:p>
-    <w:bookmarkStart w:id="79" w:name="提出基于统一观测算子的物理场重建方法论"/>
+    <w:bookmarkStart w:id="91" w:name="提出基于统一观测算子的物理场重建方法论"/>
     <w:p>
       <w:pPr>
         <w:pStyle w:val="3"/>
@@ -2232,8 +2320,8 @@
         <w:t xml:space="preserve">：通过显式消除训练—评测口径不一致导致的隐性分布偏移，使实验结论在真实观测口径下具备更强的可复现性与可审计性，为工程级 SciML 的方法评估与落地提供一致性范式。</w:t>
       </w:r>
     </w:p>
-    <w:bookmarkEnd w:id="79"/>
-    <w:bookmarkStart w:id="80" w:name="设计序列化时空课程学习策略"/>
+    <w:bookmarkEnd w:id="91"/>
+    <w:bookmarkStart w:id="92" w:name="设计序列化时空课程学习策略"/>
     <w:p>
       <w:pPr>
         <w:pStyle w:val="3"/>
@@ -2345,8 +2433,8 @@
         <w:t xml:space="preserve">：在不牺牲端到端建模能力的前提下提升长时序外推的稳定性，并增强模型对稀疏观测与噪声扰动的鲁棒性，从训练可行性角度改进复杂动力系统重建任务的可训练性。</w:t>
       </w:r>
     </w:p>
-    <w:bookmarkEnd w:id="80"/>
-    <w:bookmarkStart w:id="81" w:name="构建兼顾精度与物理守恒的三元混合损失"/>
+    <w:bookmarkEnd w:id="92"/>
+    <w:bookmarkStart w:id="93" w:name="构建兼顾精度与物理守恒的三元混合损失"/>
     <w:p>
       <w:pPr>
         <w:pStyle w:val="3"/>
@@ -2728,8 +2816,8 @@
         <w:t xml:space="preserve">：实现重建精度指标（如 Rel-L2）与物理一致性指标（如 Spectrum Error）的协同提升，降低“数值指标优但物理一致性不足”的评估风险。</w:t>
       </w:r>
     </w:p>
-    <w:bookmarkEnd w:id="81"/>
-    <w:bookmarkStart w:id="82" w:name="建立标准化稀疏重建评测协议"/>
+    <w:bookmarkEnd w:id="93"/>
+    <w:bookmarkStart w:id="94" w:name="建立标准化稀疏重建评测协议"/>
     <w:p>
       <w:pPr>
         <w:pStyle w:val="3"/>
@@ -2795,9 +2883,9 @@
         <w:t xml:space="preserve">：补齐稀疏重建任务在“公平对比、可复现复核、成本—精度权衡”方面的评测基础设施，为后续方法迭代与工程部署提供统一标尺。</w:t>
       </w:r>
     </w:p>
-    <w:bookmarkEnd w:id="82"/>
-    <w:bookmarkEnd w:id="83"/>
-    <w:bookmarkStart w:id="84" w:name="论文组织结构"/>
+    <w:bookmarkEnd w:id="94"/>
+    <w:bookmarkEnd w:id="95"/>
+    <w:bookmarkStart w:id="99" w:name="论文组织结构"/>
     <w:p>
       <w:pPr>
         <w:pStyle w:val="2"/>
@@ -2975,34 +3063,56 @@
         <w:pStyle w:val="11"/>
       </w:pPr>
       <w:r>
-        <w:t xml:space="preserve">本文的整体组织结构与逻辑流程如图 1-3 所示。</w:t>
-      </w:r>
-    </w:p>
-    <w:tbl>
-      <w:tblPr>
-        <w:tblStyle w:val="FigureTable"/>
-        <w:tblW w:type="auto" w:w="0"/>
-        <w:tblLook w:firstRow="0" w:lastRow="0" w:firstColumn="0" w:lastColumn="0"/>
-        <w:jc w:val="center"/>
-      </w:tblPr>
-      <w:tblGrid>
-        <w:gridCol w:w="7920"/>
-      </w:tblGrid>
-      <w:tr>
-        <w:tc>
-          <w:tcPr/>
-          <w:p>
-            <w:pPr>
-              <w:pStyle w:val="Compact"/>
-              <w:jc w:val="center"/>
-            </w:pPr>
-            <w:r>
-              <w:t xml:space="preserve">图 1-5: 本文“Consistency-First”重建框架与论文组织结构概览。本文针对观测算子错配与病态逆问题挑战（第1章），建立了一致性理论与误差界分析（第2章），设计了融合统一算子约束、三元混合损失与序列化课程学习的重建模型（第3章），并在 PDEBench 多物理场基准上验证了方法的精度、鲁棒性与工程可行性（第4章），最终形成了一套可复用、可解释的时空场重建方法论（第5章）。</w:t>
-            </w:r>
-          </w:p>
-        </w:tc>
-      </w:tr>
-    </w:tbl>
+        <w:t xml:space="preserve">本文的整体组织结构与逻辑流程如图 1-5 所示。</w:t>
+      </w:r>
+    </w:p>
+    <w:p>
+      <w:pPr>
+        <w:pStyle w:val="CaptionedFigure"/>
+      </w:pPr>
+      <w:r>
+        <w:drawing>
+          <wp:inline>
+            <wp:extent cx="5753100" cy="12538099"/>
+            <wp:effectExtent b="0" l="0" r="0" t="0"/>
+            <wp:docPr descr="图 1-5: 本文“Consistency-First”重建框架与论文组织结构概览。本文针对观测算子错配与病态逆问题挑战（第1章），建立了一致性理论与误差界分析（第2章），设计了融合统一算子约束、三元混合损失与序列化课程学习的重建模型（第3章），并在 PDEBench 多物理场基准上验证了方法的精度、鲁棒性与工程可行性（第4章），最终形成了一套可复用、可解释的时空场重建方法论（第5章）。" title="" id="97" name="Picture"/>
+            <a:graphic>
+              <a:graphicData uri="http://schemas.openxmlformats.org/drawingml/2006/picture">
+                <pic:pic>
+                  <pic:nvPicPr>
+                    <pic:cNvPr descr="images/fig1-5_thesis_overview.png" id="98" name="Picture"/>
+                    <pic:cNvPicPr>
+                      <a:picLocks noChangeArrowheads="1" noChangeAspect="1"/>
+                    </pic:cNvPicPr>
+                  </pic:nvPicPr>
+                  <pic:blipFill>
+                    <a:blip r:embed="rId96"/>
+                    <a:stretch>
+                      <a:fillRect/>
+                    </a:stretch>
+                  </pic:blipFill>
+                  <pic:spPr bwMode="auto">
+                    <a:xfrm>
+                      <a:off x="0" y="0"/>
+                      <a:ext cx="5753100" cy="12538099"/>
+                    </a:xfrm>
+                    <a:prstGeom prst="rect">
+                      <a:avLst/>
+                    </a:prstGeom>
+                    <a:noFill/>
+                    <a:ln w="9525">
+                      <a:noFill/>
+                      <a:headEnd/>
+                      <a:tailEnd/>
+                    </a:ln>
+                  </pic:spPr>
+                </pic:pic>
+              </a:graphicData>
+            </a:graphic>
+          </wp:inline>
+        </w:drawing>
+      </w:r>
+    </w:p>
     <w:p>
       <w:pPr>
         <w:pStyle w:val="ImageCaption"/>
@@ -3011,8 +3121,8 @@
         <w:t xml:space="preserve">图 1-5: 本文“Consistency-First”重建框架与论文组织结构概览。本文针对观测算子错配与病态逆问题挑战（第1章），建立了一致性理论与误差界分析（第2章），设计了融合统一算子约束、三元混合损失与序列化课程学习的重建模型（第3章），并在 PDEBench 多物理场基准上验证了方法的精度、鲁棒性与工程可行性（第4章），最终形成了一套可复用、可解释的时空场重建方法论（第5章）。</w:t>
       </w:r>
     </w:p>
-    <w:bookmarkEnd w:id="84"/>
-    <w:bookmarkEnd w:id="85"/>
+    <w:bookmarkEnd w:id="99"/>
+    <w:bookmarkEnd w:id="100"/>
     <w:sectPr>
       <w:headerReference r:id="rId12" w:type="even"/>
       <w:headerReference r:id="rId10" w:type="default"/>
